--- a/SE/solution/lab_05/lab2/report.docx
+++ b/SE/solution/lab_05/lab2/report.docx
@@ -672,344 +672,6 @@
           <w:i w:val="0"/>
         </w:rPr>
         <w:t>Пассажир ищет рейсы, покупает билеты, бронирует места, проходит онлайн регистрацию и получает посадочный талон. Система бронирования управляет доступностью мест, система оплаты обрабатывает транзакции, система регистрации назначает посадочные места.</w:t>
-      </w:r>
-    </w:p>
-    <w:p>
-      <w:pPr>
-        <w:spacing w:before="0" w:after="0" w:line="288" w:lineRule="auto"/>
-        <w:ind w:firstLine="709"/>
-        <w:jc w:val="both"/>
-      </w:pPr>
-      <w:r>
-        <w:rPr>
-          <w:rFonts w:ascii="Times New Roman" w:hAnsi="Times New Roman" w:eastAsia="Times New Roman" w:cs="Times New Roman"/>
-          <w:b w:val="0"/>
-          <w:i w:val="0"/>
-        </w:rPr>
-        <w:t xml:space="preserve">|| </w:t>
-      </w:r>
-      <w:r>
-        <w:rPr>
-          <w:rFonts w:ascii="Times New Roman" w:hAnsi="Times New Roman" w:eastAsia="Times New Roman" w:cs="Times New Roman"/>
-          <w:b w:val="0"/>
-          <w:i/>
-        </w:rPr>
-        <w:t>ID</w:t>
-      </w:r>
-      <w:r>
-        <w:rPr>
-          <w:rFonts w:ascii="Times New Roman" w:hAnsi="Times New Roman" w:eastAsia="Times New Roman" w:cs="Times New Roman"/>
-          <w:b w:val="0"/>
-          <w:i w:val="0"/>
-        </w:rPr>
-        <w:t xml:space="preserve"> | Требование | Способ отражения |</w:t>
-      </w:r>
-      <w:r>
-        <w:br/>
-      </w:r>
-      <w:r>
-        <w:rPr>
-          <w:rFonts w:ascii="Times New Roman" w:hAnsi="Times New Roman" w:eastAsia="Times New Roman" w:cs="Times New Roman"/>
-          <w:b w:val="0"/>
-          <w:i w:val="0"/>
-        </w:rPr>
-        <w:t>||---|---|---|</w:t>
-      </w:r>
-      <w:r>
-        <w:br/>
-      </w:r>
-      <w:r>
-        <w:rPr>
-          <w:rFonts w:ascii="Times New Roman" w:hAnsi="Times New Roman" w:eastAsia="Times New Roman" w:cs="Times New Roman"/>
-          <w:b w:val="0"/>
-          <w:i w:val="0"/>
-        </w:rPr>
-        <w:t xml:space="preserve">|| </w:t>
-      </w:r>
-      <w:r>
-        <w:rPr>
-          <w:rFonts w:ascii="Times New Roman" w:hAnsi="Times New Roman" w:eastAsia="Times New Roman" w:cs="Times New Roman"/>
-          <w:b w:val="0"/>
-          <w:i/>
-        </w:rPr>
-        <w:t>FR-01</w:t>
-      </w:r>
-      <w:r>
-        <w:rPr>
-          <w:rFonts w:ascii="Times New Roman" w:hAnsi="Times New Roman" w:eastAsia="Times New Roman" w:cs="Times New Roman"/>
-          <w:b w:val="0"/>
-          <w:i w:val="0"/>
-        </w:rPr>
-        <w:t xml:space="preserve"> | Поиск рейсов по критериям (дата, маршрут, цена) | Прецеденты, фаза 1 |</w:t>
-      </w:r>
-      <w:r>
-        <w:br/>
-      </w:r>
-      <w:r>
-        <w:rPr>
-          <w:rFonts w:ascii="Times New Roman" w:hAnsi="Times New Roman" w:eastAsia="Times New Roman" w:cs="Times New Roman"/>
-          <w:b w:val="0"/>
-          <w:i w:val="0"/>
-        </w:rPr>
-        <w:t xml:space="preserve">|| </w:t>
-      </w:r>
-      <w:r>
-        <w:rPr>
-          <w:rFonts w:ascii="Times New Roman" w:hAnsi="Times New Roman" w:eastAsia="Times New Roman" w:cs="Times New Roman"/>
-          <w:b w:val="0"/>
-          <w:i/>
-        </w:rPr>
-        <w:t>FR-02</w:t>
-      </w:r>
-      <w:r>
-        <w:rPr>
-          <w:rFonts w:ascii="Times New Roman" w:hAnsi="Times New Roman" w:eastAsia="Times New Roman" w:cs="Times New Roman"/>
-          <w:b w:val="0"/>
-          <w:i w:val="0"/>
-        </w:rPr>
-        <w:t xml:space="preserve"> | Бронирование билетов с выбором места | Фаза 2, </w:t>
-      </w:r>
-      <w:r>
-        <w:rPr>
-          <w:rFonts w:ascii="Times New Roman" w:hAnsi="Times New Roman" w:eastAsia="Times New Roman" w:cs="Times New Roman"/>
-          <w:b w:val="0"/>
-          <w:i/>
-        </w:rPr>
-        <w:t>BookingController</w:t>
-      </w:r>
-      <w:r>
-        <w:rPr>
-          <w:rFonts w:ascii="Times New Roman" w:hAnsi="Times New Roman" w:eastAsia="Times New Roman" w:cs="Times New Roman"/>
-          <w:b w:val="0"/>
-          <w:i w:val="0"/>
-        </w:rPr>
-        <w:t xml:space="preserve"> |</w:t>
-      </w:r>
-      <w:r>
-        <w:br/>
-      </w:r>
-      <w:r>
-        <w:rPr>
-          <w:rFonts w:ascii="Times New Roman" w:hAnsi="Times New Roman" w:eastAsia="Times New Roman" w:cs="Times New Roman"/>
-          <w:b w:val="0"/>
-          <w:i w:val="0"/>
-        </w:rPr>
-        <w:t xml:space="preserve">|| </w:t>
-      </w:r>
-      <w:r>
-        <w:rPr>
-          <w:rFonts w:ascii="Times New Roman" w:hAnsi="Times New Roman" w:eastAsia="Times New Roman" w:cs="Times New Roman"/>
-          <w:b w:val="0"/>
-          <w:i/>
-        </w:rPr>
-        <w:t>FR-03</w:t>
-      </w:r>
-      <w:r>
-        <w:rPr>
-          <w:rFonts w:ascii="Times New Roman" w:hAnsi="Times New Roman" w:eastAsia="Times New Roman" w:cs="Times New Roman"/>
-          <w:b w:val="0"/>
-          <w:i w:val="0"/>
-        </w:rPr>
-        <w:t xml:space="preserve"> | Оплата билетов через платёжный шлюз | Фаза 3, </w:t>
-      </w:r>
-      <w:r>
-        <w:rPr>
-          <w:rFonts w:ascii="Times New Roman" w:hAnsi="Times New Roman" w:eastAsia="Times New Roman" w:cs="Times New Roman"/>
-          <w:b w:val="0"/>
-          <w:i/>
-        </w:rPr>
-        <w:t>PaymentGateway</w:t>
-      </w:r>
-      <w:r>
-        <w:rPr>
-          <w:rFonts w:ascii="Times New Roman" w:hAnsi="Times New Roman" w:eastAsia="Times New Roman" w:cs="Times New Roman"/>
-          <w:b w:val="0"/>
-          <w:i w:val="0"/>
-        </w:rPr>
-        <w:t xml:space="preserve"> |</w:t>
-      </w:r>
-      <w:r>
-        <w:br/>
-      </w:r>
-      <w:r>
-        <w:rPr>
-          <w:rFonts w:ascii="Times New Roman" w:hAnsi="Times New Roman" w:eastAsia="Times New Roman" w:cs="Times New Roman"/>
-          <w:b w:val="0"/>
-          <w:i w:val="0"/>
-        </w:rPr>
-        <w:t xml:space="preserve">|| </w:t>
-      </w:r>
-      <w:r>
-        <w:rPr>
-          <w:rFonts w:ascii="Times New Roman" w:hAnsi="Times New Roman" w:eastAsia="Times New Roman" w:cs="Times New Roman"/>
-          <w:b w:val="0"/>
-          <w:i/>
-        </w:rPr>
-        <w:t>FR-04</w:t>
-      </w:r>
-      <w:r>
-        <w:rPr>
-          <w:rFonts w:ascii="Times New Roman" w:hAnsi="Times New Roman" w:eastAsia="Times New Roman" w:cs="Times New Roman"/>
-          <w:b w:val="0"/>
-          <w:i w:val="0"/>
-        </w:rPr>
-        <w:t xml:space="preserve"> | Онлайн регистрация на рейс | Фаза 4, </w:t>
-      </w:r>
-      <w:r>
-        <w:rPr>
-          <w:rFonts w:ascii="Times New Roman" w:hAnsi="Times New Roman" w:eastAsia="Times New Roman" w:cs="Times New Roman"/>
-          <w:b w:val="0"/>
-          <w:i/>
-        </w:rPr>
-        <w:t>CheckinController</w:t>
-      </w:r>
-      <w:r>
-        <w:rPr>
-          <w:rFonts w:ascii="Times New Roman" w:hAnsi="Times New Roman" w:eastAsia="Times New Roman" w:cs="Times New Roman"/>
-          <w:b w:val="0"/>
-          <w:i w:val="0"/>
-        </w:rPr>
-        <w:t xml:space="preserve"> |</w:t>
-      </w:r>
-      <w:r>
-        <w:br/>
-      </w:r>
-      <w:r>
-        <w:rPr>
-          <w:rFonts w:ascii="Times New Roman" w:hAnsi="Times New Roman" w:eastAsia="Times New Roman" w:cs="Times New Roman"/>
-          <w:b w:val="0"/>
-          <w:i w:val="0"/>
-        </w:rPr>
-        <w:t xml:space="preserve">|| </w:t>
-      </w:r>
-      <w:r>
-        <w:rPr>
-          <w:rFonts w:ascii="Times New Roman" w:hAnsi="Times New Roman" w:eastAsia="Times New Roman" w:cs="Times New Roman"/>
-          <w:b w:val="0"/>
-          <w:i/>
-        </w:rPr>
-        <w:t>FR-05</w:t>
-      </w:r>
-      <w:r>
-        <w:rPr>
-          <w:rFonts w:ascii="Times New Roman" w:hAnsi="Times New Roman" w:eastAsia="Times New Roman" w:cs="Times New Roman"/>
-          <w:b w:val="0"/>
-          <w:i w:val="0"/>
-        </w:rPr>
-        <w:t xml:space="preserve"> | Управление бронированием (изменение, отмена) | Прецедент изменения, </w:t>
-      </w:r>
-      <w:r>
-        <w:rPr>
-          <w:rFonts w:ascii="Times New Roman" w:hAnsi="Times New Roman" w:eastAsia="Times New Roman" w:cs="Times New Roman"/>
-          <w:b w:val="0"/>
-          <w:i/>
-        </w:rPr>
-        <w:t>Booking</w:t>
-      </w:r>
-      <w:r>
-        <w:rPr>
-          <w:rFonts w:ascii="Times New Roman" w:hAnsi="Times New Roman" w:eastAsia="Times New Roman" w:cs="Times New Roman"/>
-          <w:b w:val="0"/>
-          <w:i w:val="0"/>
-        </w:rPr>
-        <w:t xml:space="preserve"> |</w:t>
-      </w:r>
-      <w:r>
-        <w:br/>
-      </w:r>
-      <w:r>
-        <w:rPr>
-          <w:rFonts w:ascii="Times New Roman" w:hAnsi="Times New Roman" w:eastAsia="Times New Roman" w:cs="Times New Roman"/>
-          <w:b w:val="0"/>
-          <w:i w:val="0"/>
-        </w:rPr>
-        <w:t xml:space="preserve">|| </w:t>
-      </w:r>
-      <w:r>
-        <w:rPr>
-          <w:rFonts w:ascii="Times New Roman" w:hAnsi="Times New Roman" w:eastAsia="Times New Roman" w:cs="Times New Roman"/>
-          <w:b w:val="0"/>
-          <w:i/>
-        </w:rPr>
-        <w:t>FR-06</w:t>
-      </w:r>
-      <w:r>
-        <w:rPr>
-          <w:rFonts w:ascii="Times New Roman" w:hAnsi="Times New Roman" w:eastAsia="Times New Roman" w:cs="Times New Roman"/>
-          <w:b w:val="0"/>
-          <w:i w:val="0"/>
-        </w:rPr>
-        <w:t xml:space="preserve"> | Получение посадочного талона | Прецедент регистрации, </w:t>
-      </w:r>
-      <w:r>
-        <w:rPr>
-          <w:rFonts w:ascii="Times New Roman" w:hAnsi="Times New Roman" w:eastAsia="Times New Roman" w:cs="Times New Roman"/>
-          <w:b w:val="0"/>
-          <w:i/>
-        </w:rPr>
-        <w:t>BoardingPass</w:t>
-      </w:r>
-      <w:r>
-        <w:rPr>
-          <w:rFonts w:ascii="Times New Roman" w:hAnsi="Times New Roman" w:eastAsia="Times New Roman" w:cs="Times New Roman"/>
-          <w:b w:val="0"/>
-          <w:i w:val="0"/>
-        </w:rPr>
-        <w:t xml:space="preserve"> |</w:t>
-      </w:r>
-      <w:r>
-        <w:br/>
-      </w:r>
-      <w:r>
-        <w:rPr>
-          <w:rFonts w:ascii="Times New Roman" w:hAnsi="Times New Roman" w:eastAsia="Times New Roman" w:cs="Times New Roman"/>
-          <w:b w:val="0"/>
-          <w:i w:val="0"/>
-        </w:rPr>
-        <w:t xml:space="preserve">|| </w:t>
-      </w:r>
-      <w:r>
-        <w:rPr>
-          <w:rFonts w:ascii="Times New Roman" w:hAnsi="Times New Roman" w:eastAsia="Times New Roman" w:cs="Times New Roman"/>
-          <w:b w:val="0"/>
-          <w:i/>
-        </w:rPr>
-        <w:t>QR-01</w:t>
-      </w:r>
-      <w:r>
-        <w:rPr>
-          <w:rFonts w:ascii="Times New Roman" w:hAnsi="Times New Roman" w:eastAsia="Times New Roman" w:cs="Times New Roman"/>
-          <w:b w:val="0"/>
-          <w:i w:val="0"/>
-        </w:rPr>
-        <w:t xml:space="preserve"> | Защита от двойного бронирования одного места | Уникальность места, атомарное бронирование |</w:t>
-      </w:r>
-      <w:r>
-        <w:br/>
-      </w:r>
-      <w:r>
-        <w:rPr>
-          <w:rFonts w:ascii="Times New Roman" w:hAnsi="Times New Roman" w:eastAsia="Times New Roman" w:cs="Times New Roman"/>
-          <w:b w:val="0"/>
-          <w:i w:val="0"/>
-        </w:rPr>
-        <w:t xml:space="preserve">|| </w:t>
-      </w:r>
-      <w:r>
-        <w:rPr>
-          <w:rFonts w:ascii="Times New Roman" w:hAnsi="Times New Roman" w:eastAsia="Times New Roman" w:cs="Times New Roman"/>
-          <w:b w:val="0"/>
-          <w:i/>
-        </w:rPr>
-        <w:t>QR-02</w:t>
-      </w:r>
-      <w:r>
-        <w:rPr>
-          <w:rFonts w:ascii="Times New Roman" w:hAnsi="Times New Roman" w:eastAsia="Times New Roman" w:cs="Times New Roman"/>
-          <w:b w:val="0"/>
-          <w:i w:val="0"/>
-        </w:rPr>
-        <w:t xml:space="preserve"> | Отмена оплаты не отменяет бронирование | Разделение оплаты и бронирования |</w:t>
       </w:r>
     </w:p>
     <w:p>
